--- a/deliveries/2026-09-04/AutoBridge_Daily_2026-09-04/02_Procurement_Guides/GUIDE_20260904_09_Export_Document_Package.docx
+++ b/deliveries/2026-09-04/AutoBridge_Daily_2026-09-04/02_Procurement_Guides/GUIDE_20260904_09_Export_Document_Package.docx
@@ -7,7 +7,7 @@
         <w:pStyle w:val="Title"/>
       </w:pPr>
       <w:r>
-        <w:t>The Export Vehicle Document Package: Manufacturer Certificate, CoC, Spec Sheet and Chassis Papers</w:t>
+        <w:t>The Vehicle Export Document Package: Current Certificate Standard vs the Mandatory Standard Still in Draft</w:t>
       </w:r>
     </w:p>
     <w:p>
@@ -29,7 +29,7 @@
         <w:t>SEO Title</w:t>
       </w:r>
       <w:r>
-        <w:t>: Export Vehicle Document Package Guide — Certificate, CoC, Spec Sheet</w:t>
+        <w:t>: China Vehicle Export Document Package Guide — GB/T 21085-2020 Current Standard</w:t>
       </w:r>
     </w:p>
     <w:p>
@@ -43,7 +43,7 @@
         <w:t>Meta Description</w:t>
       </w:r>
       <w:r>
-        <w:t>: Which documents a Chinese factory/exporter must provide with an exported vehicle — manufacturer certificate, certificate of conformity, spec sheet, chassis papers, NEV battery paperwork, and what needs translating for overseas registration.</w:t>
+        <w:t>: Build the export document set around the current GB/T 21085-2020 factory certificate, distinguish it from the mandatory 20260041-Q-339 standard still under development, and treat NEV/translation items as recommendations.</w:t>
       </w:r>
     </w:p>
     <w:p>
@@ -71,7 +71,7 @@
         <w:t>H1</w:t>
       </w:r>
       <w:r>
-        <w:t>: Assembling the Document Package for an Exported Chinese Vehicle</w:t>
+        <w:t>: Assembling a Chinese Vehicle's Export Document Package — What Is Current, What Is Still a Draft, What We Recommend</w:t>
       </w:r>
     </w:p>
     <w:p>
@@ -85,7 +85,7 @@
         <w:t>Primary Keyword</w:t>
       </w:r>
       <w:r>
-        <w:t>: export vehicle document package coc certificate spec sheet</w:t>
+        <w:t>: vehicle export document package factory certificate GB/T21085</w:t>
       </w:r>
     </w:p>
     <w:p>
@@ -99,7 +99,7 @@
         <w:t>Secondary Search Terms</w:t>
       </w:r>
       <w:r>
-        <w:t>: Chinese vehicle manufacturer certificate, 整车出厂合格证, certificate of conformity export, chassis certificate, NEV UN38.3 documents</w:t>
+        <w:t>: 机动车出厂合格证, GB/T21085-2020 current, 20260041-Q-339 draft, certificate of conformity export, NEV export documents UN38.3</w:t>
       </w:r>
     </w:p>
     <w:p>
@@ -113,7 +113,7 @@
         <w:t>Internal Link Suggestions</w:t>
       </w:r>
       <w:r>
-        <w:t>: /guides/vehicle-vin-wmi-nameplate-compliance/ ; /guides/ev-battery-shipping-imdg-42-24/ ; /guides/china-export-certificate-of-origin/</w:t>
+        <w:t>: /guides/vin-nameplate-verification-chinese-vehicles/ ; /guides/ev-shipping-un3556-imdg-compliance/ ; /guides/china-export-certificate-of-origin/</w:t>
       </w:r>
     </w:p>
     <w:p>
@@ -127,7 +127,7 @@
         <w:t>Image Suggestions</w:t>
       </w:r>
       <w:r>
-        <w:t>: document-package stack; ICE vs NEV document split; translation/stamp flow</w:t>
+        <w:t>: document bundle layout; current-vs-draft standard timeline; domestic vs export file split</w:t>
       </w:r>
     </w:p>
     <w:p>
@@ -141,7 +141,7 @@
         <w:t>ALT Suggestions</w:t>
       </w:r>
       <w:r>
-        <w:t>: "Export vehicle document package certificate CoC spec sheet"</w:t>
+        <w:t>: "Current GB/T21085-2020 certificate versus mandatory 20260041-Q-339 draft"</w:t>
       </w:r>
     </w:p>
     <w:p>
@@ -149,30 +149,48 @@
         <w:pStyle w:val="Heading1"/>
       </w:pPr>
       <w:r>
-        <w:t>Why a Missing Paper Outweighs a Missing Option</w:t>
+        <w:t>The Trap: Treating a Draft Standard as Current</w:t>
       </w:r>
     </w:p>
     <w:p>
       <w:r>
-        <w:t xml:space="preserve">A vehicle can be repaired at destination; a missing or mismatched document often cannot be fixed remotely, and it blocks registration. The exporter's job is to hand over a </w:t>
+        <w:t xml:space="preserve">Document-package guides often cite a forthcoming mandatory certificate standard as if it were already in force. That creates paperwork expectations no current rule supports. This page draws a hard line: the </w:t>
       </w:r>
       <w:r>
         <w:rPr>
           <w:b/>
         </w:rPr>
-        <w:t>complete, internally consistent paper set</w:t>
+        <w:t>current</w:t>
       </w:r>
       <w:r>
-        <w:t xml:space="preserve"> in which the VIN is identical on every document (see the VIN/nameplate guide). This page covers the </w:t>
+        <w:t xml:space="preserve"> standard for the motor-vehicle factory certificate is </w:t>
       </w:r>
       <w:r>
         <w:rPr>
           <w:b/>
         </w:rPr>
-        <w:t>Chinese issuing side</w:t>
+        <w:t>GB/T 21085-2020</w:t>
       </w:r>
       <w:r>
-        <w:t>; whether a destination accepts a Chinese CoC for its own registration is that country's decision and is not assumed here.</w:t>
+        <w:t xml:space="preserve">; a mandatory replacement (plan </w:t>
+      </w:r>
+      <w:r>
+        <w:rPr>
+          <w:b/>
+        </w:rPr>
+        <w:t>20260041-Q-339</w:t>
+      </w:r>
+      <w:r>
+        <w:t xml:space="preserve">) is </w:t>
+      </w:r>
+      <w:r>
+        <w:rPr>
+          <w:b/>
+        </w:rPr>
+        <w:t>under development and neither published nor in force</w:t>
+      </w:r>
+      <w:r>
+        <w:t>, and must not be presented as a current requirement.</w:t>
       </w:r>
     </w:p>
     <w:p>
@@ -180,71 +198,7 @@
         <w:pStyle w:val="Heading1"/>
       </w:pPr>
       <w:r>
-        <w:t>The Core Manufacturer Document</w:t>
-      </w:r>
-    </w:p>
-    <w:p>
-      <w:r>
-        <w:t xml:space="preserve">The </w:t>
-      </w:r>
-      <w:r>
-        <w:rPr>
-          <w:b/>
-        </w:rPr>
-        <w:t>Manufacturer Certificate of Completion (机动车整车出厂合格证)</w:t>
-      </w:r>
-      <w:r>
-        <w:t xml:space="preserve"> is the central proof that the vehicle left the factory conforming to standards; it is issued by the manufacturer and its format is filed with the competent authority (the GB 21085 standard framework governs the certificate). For vehicles completed from an </w:t>
-      </w:r>
-      <w:r>
-        <w:rPr>
-          <w:b/>
-        </w:rPr>
-        <w:t>imported incomplete vehicle or via multi-stage manufacture</w:t>
-      </w:r>
-      <w:r>
-        <w:t>, the completion certificate is still the single whole-vehicle certificate issued at final completion; a vehicle sold only domestically carries an imported-vehicle technical parameter sheet instead.</w:t>
-      </w:r>
-    </w:p>
-    <w:p>
-      <w:pPr>
-        <w:pStyle w:val="Heading1"/>
-      </w:pPr>
-      <w:r>
-        <w:t>What the Handover Package Normally Contains</w:t>
-      </w:r>
-    </w:p>
-    <w:p>
-      <w:r>
-        <w:t>Cross-referencing government procurement delivery terms and full-process export document lists, a vehicle handover typically includes:</w:t>
-      </w:r>
-    </w:p>
-    <w:p>
-      <w:pPr>
-        <w:pStyle w:val="ListBullet"/>
-      </w:pPr>
-      <w:r>
-        <w:t xml:space="preserve">Full </w:t>
-      </w:r>
-      <w:r>
-        <w:rPr>
-          <w:b/>
-        </w:rPr>
-        <w:t>sales invoice</w:t>
-      </w:r>
-    </w:p>
-    <w:p>
-      <w:pPr>
-        <w:pStyle w:val="ListBullet"/>
-      </w:pPr>
-      <w:r>
-        <w:t xml:space="preserve">(Domestic-manufactured) </w:t>
-      </w:r>
-      <w:r>
-        <w:rPr>
-          <w:b/>
-        </w:rPr>
-        <w:t>manufacturer certificate</w:t>
+        <w:t>The Current Certificate Standard (verified)</w:t>
       </w:r>
     </w:p>
     <w:p>
@@ -255,10 +209,34 @@
         <w:rPr>
           <w:b/>
         </w:rPr>
-        <w:t>Commodity inspection</w:t>
+        <w:t>CURRENT STANDARD: GB/T 21085-2020 *Motor vehicle factory certificate</w:t>
       </w:r>
       <w:r>
-        <w:t xml:space="preserve"> document where applicable</w:t>
+        <w:rPr>
+          <w:i/>
+        </w:rPr>
+        <w:t xml:space="preserve"> — a </w:t>
+      </w:r>
+      <w:r>
+        <w:rPr>
+          <w:i/>
+        </w:rPr>
+        <w:t>recommended</w:t>
+      </w:r>
+      <w:r>
+        <w:rPr>
+          <w:i/>
+        </w:rPr>
+        <w:t xml:space="preserve"> national standard, issued 2020-04-28, in force 2020-11-01, and </w:t>
+      </w:r>
+      <w:r>
+        <w:rPr>
+          <w:i/>
+        </w:rPr>
+        <w:t>reviewed as still current on 2026-01-27</w:t>
+      </w:r>
+      <w:r>
+        <w:t>*. The factory certificate is issued by the manufacturing enterprise.</w:t>
       </w:r>
     </w:p>
     <w:p>
@@ -269,63 +247,59 @@
         <w:rPr>
           <w:b/>
         </w:rPr>
-        <w:t>Certificate of conformity (CoC) / consistency certificate</w:t>
-      </w:r>
-    </w:p>
-    <w:p>
-      <w:pPr>
-        <w:pStyle w:val="ListBullet"/>
-      </w:pPr>
-      <w:r>
-        <w:rPr>
-          <w:b/>
-        </w:rPr>
-        <w:t>Warranty (three-guarantee) certificate</w:t>
-      </w:r>
-    </w:p>
-    <w:p>
-      <w:pPr>
-        <w:pStyle w:val="ListBullet"/>
-      </w:pPr>
-      <w:r>
-        <w:rPr>
-          <w:b/>
-        </w:rPr>
-        <w:t>Maintenance/service manual</w:t>
+        <w:t>FUTURE / DRAFT: mandatory *Vehicle factory certificate*, plan number 20260041-Q-339</w:t>
       </w:r>
       <w:r>
-        <w:t xml:space="preserve"> and </w:t>
+        <w:t xml:space="preserve"> — intended to replace GB/T 21085-2020, assigned 2026-01-27 with a 16-month cycle and currently under approval; the MIIT "GB 21085—XXXX" text is a </w:t>
       </w:r>
       <w:r>
         <w:rPr>
           <w:b/>
         </w:rPr>
-        <w:t>owner's manual</w:t>
+        <w:t>consultation draft</w:t>
       </w:r>
-    </w:p>
-    <w:p>
-      <w:pPr>
-        <w:pStyle w:val="ListBullet"/>
-      </w:pPr>
       <w:r>
-        <w:rPr>
-          <w:b/>
-        </w:rPr>
-        <w:t>On-board tools and spare-parts list</w:t>
-      </w:r>
-    </w:p>
-    <w:p>
-      <w:r>
-        <w:t xml:space="preserve">For </w:t>
+        <w:t xml:space="preserve">. It is </w:t>
       </w:r>
       <w:r>
         <w:rPr>
           <w:b/>
         </w:rPr>
-        <w:t>new-car export sales</w:t>
+        <w:t>not published, not effective, and must never be labelled current or mandatory</w:t>
       </w:r>
       <w:r>
-        <w:t xml:space="preserve">, the domestic registration stage additionally retains the </w:t>
+        <w:t xml:space="preserve"> in a buyer-facing document.</w:t>
+      </w:r>
+    </w:p>
+    <w:p>
+      <w:pPr>
+        <w:pStyle w:val="Heading1"/>
+      </w:pPr>
+      <w:r>
+        <w:t>The Handover Document Set (cross-checked)</w:t>
+      </w:r>
+    </w:p>
+    <w:p>
+      <w:r>
+        <w:t xml:space="preserve">A domestically delivered new vehicle normally travels with: full sales invoice, (domestic) factory certificate, commodity inspection sheet, </w:t>
+      </w:r>
+      <w:r>
+        <w:rPr>
+          <w:b/>
+        </w:rPr>
+        <w:t>certificate of conformity</w:t>
+      </w:r>
+      <w:r>
+        <w:t xml:space="preserve">, warranty (three-guarantee) voucher, maintenance manual, owner's manual, and the onboard tools/spares list. For </w:t>
+      </w:r>
+      <w:r>
+        <w:rPr>
+          <w:b/>
+        </w:rPr>
+        <w:t>new-vehicle export sales</w:t>
+      </w:r>
+      <w:r>
+        <w:t xml:space="preserve">, the domestic registration stage additionally requires the </w:t>
       </w:r>
       <w:r>
         <w:rPr>
@@ -343,7 +317,7 @@
         <w:t>copy of the commerce-authority motor-vehicle export licence</w:t>
       </w:r>
       <w:r>
-        <w:t>, per the motor-vehicle registration work rules.</w:t>
+        <w:t xml:space="preserve"> (per the motor-vehicle registration work rules).</w:t>
       </w:r>
     </w:p>
     <w:p>
@@ -351,12 +325,61 @@
         <w:pStyle w:val="Heading1"/>
       </w:pPr>
       <w:r>
-        <w:t>NEV Add-Ons</w:t>
+        <w:t>Multi-Stage / Incomplete-Vehicle Rule: Withdrawn Pending a Current Basis</w:t>
       </w:r>
     </w:p>
     <w:p>
       <w:r>
-        <w:t>A new-energy vehicle export carries extra dangerous-goods paperwork (linked to the IMDG battery guide):</w:t>
+        <w:t xml:space="preserve">An earlier draft described how vehicles completed from imported incomplete vehicles or via multi-stage manufacture would be issued only a whole-vehicle factory certificate. That rule's </w:t>
+      </w:r>
+      <w:r>
+        <w:rPr>
+          <w:b/>
+        </w:rPr>
+        <w:t>only source is a consultation draft</w:t>
+      </w:r>
+      <w:r>
+        <w:t xml:space="preserve">; it is </w:t>
+      </w:r>
+      <w:r>
+        <w:rPr>
+          <w:b/>
+        </w:rPr>
+        <w:t>not confirmed by the current GB/T 21085-2020 text or any current regulation</w:t>
+      </w:r>
+      <w:r>
+        <w:t xml:space="preserve">, so it is </w:t>
+      </w:r>
+      <w:r>
+        <w:rPr>
+          <w:b/>
+        </w:rPr>
+        <w:t>not stated as a current requirement</w:t>
+      </w:r>
+      <w:r>
+        <w:t xml:space="preserve"> here. Treat any such arrangement case-by-case until a non-draft basis exists.</w:t>
+      </w:r>
+    </w:p>
+    <w:p>
+      <w:pPr>
+        <w:pStyle w:val="Heading1"/>
+      </w:pPr>
+      <w:r>
+        <w:t>NEV and Translation Items — Editorial Recommendation, Not a Mandate</w:t>
+      </w:r>
+    </w:p>
+    <w:p>
+      <w:r>
+        <w:t xml:space="preserve">The following are </w:t>
+      </w:r>
+      <w:r>
+        <w:rPr>
+          <w:b/>
+        </w:rPr>
+        <w:t>recommended</w:t>
+      </w:r>
+      <w:r>
+        <w:t xml:space="preserve"> to prepare; whether each is required depends on the carrier/maritime authority and the destination port, so they are framed as guidance rather than a universal mandate:</w:t>
       </w:r>
     </w:p>
     <w:p>
@@ -364,13 +387,25 @@
         <w:pStyle w:val="ListBullet"/>
       </w:pPr>
       <w:r>
+        <w:t xml:space="preserve">For a </w:t>
+      </w:r>
+      <w:r>
+        <w:rPr>
+          <w:b/>
+        </w:rPr>
+        <w:t>new-energy vehicle</w:t>
+      </w:r>
+      <w:r>
+        <w:t xml:space="preserve">: the battery </w:t>
+      </w:r>
+      <w:r>
         <w:rPr>
           <w:b/>
         </w:rPr>
         <w:t>UN38.3 test summary</w:t>
       </w:r>
       <w:r>
-        <w:t xml:space="preserve"> for the traction battery</w:t>
+        <w:t>, dangerous-goods packaging certificate where applicable, and MSDS (linked to the IMDG shipping guide).</w:t>
       </w:r>
     </w:p>
     <w:p>
@@ -378,13 +413,90 @@
         <w:pStyle w:val="ListBullet"/>
       </w:pPr>
       <w:r>
+        <w:t xml:space="preserve">For </w:t>
+      </w:r>
+      <w:r>
         <w:rPr>
           <w:b/>
         </w:rPr>
-        <w:t>Dangerous-goods packaging certificate</w:t>
+        <w:t>overseas clearance/registration</w:t>
       </w:r>
       <w:r>
-        <w:t xml:space="preserve"> where applicable</w:t>
+        <w:t xml:space="preserve">: an </w:t>
+      </w:r>
+      <w:r>
+        <w:rPr>
+          <w:b/>
+        </w:rPr>
+        <w:t>English or destination-language version</w:t>
+      </w:r>
+      <w:r>
+        <w:t xml:space="preserve"> of the certificate of conformity / technical parameter sheet, stamped by the issuing party; whether notarization/consular legalization is needed depends on the destination.</w:t>
+      </w:r>
+    </w:p>
+    <w:p>
+      <w:pPr>
+        <w:pStyle w:val="Heading1"/>
+      </w:pPr>
+      <w:r>
+        <w:t>Assembly Order We Recommend</w:t>
+      </w:r>
+    </w:p>
+    <w:p>
+      <w:pPr>
+        <w:pStyle w:val="ListNumber"/>
+      </w:pPr>
+      <w:r>
+        <w:t xml:space="preserve">Confirm the factory certificate is issued under </w:t>
+      </w:r>
+      <w:r>
+        <w:rPr>
+          <w:b/>
+        </w:rPr>
+        <w:t>current GB/T 21085-2020</w:t>
+      </w:r>
+      <w:r>
+        <w:t xml:space="preserve"> — do not demand the not-yet-published mandatory standard.</w:t>
+      </w:r>
+    </w:p>
+    <w:p>
+      <w:pPr>
+        <w:pStyle w:val="ListNumber"/>
+      </w:pPr>
+      <w:r>
+        <w:t>Collect the standard handover set; for export-sale registration add the manufacturer inspection certificate original and export-licence copy.</w:t>
+      </w:r>
+    </w:p>
+    <w:p>
+      <w:pPr>
+        <w:pStyle w:val="ListNumber"/>
+      </w:pPr>
+      <w:r>
+        <w:t>Cross-check the certificate VIN against body/nameplate (see the VIN guide).</w:t>
+      </w:r>
+    </w:p>
+    <w:p>
+      <w:pPr>
+        <w:pStyle w:val="ListNumber"/>
+      </w:pPr>
+      <w:r>
+        <w:t>For NEVs, prepare UN38.3/MSDS per the booked carrier (recommendation).</w:t>
+      </w:r>
+    </w:p>
+    <w:p>
+      <w:pPr>
+        <w:pStyle w:val="ListNumber"/>
+      </w:pPr>
+      <w:r>
+        <w:t>Prepare stamped translations only to the extent the destination requires them.</w:t>
+      </w:r>
+    </w:p>
+    <w:p>
+      <w:pPr>
+        <w:pStyle w:val="Heading1"/>
+      </w:pPr>
+      <w:r>
+        <w:t>Boundaries of This Guide</w:t>
       </w:r>
     </w:p>
     <w:p>
@@ -392,37 +504,16 @@
         <w:pStyle w:val="ListBullet"/>
       </w:pPr>
       <w:r>
-        <w:rPr>
-          <w:b/>
-        </w:rPr>
-        <w:t>MSDS</w:t>
-      </w:r>
-    </w:p>
-    <w:p>
-      <w:r>
-        <w:t>These sit alongside the ordinary vehicle set; an EV delivered with only ICE-style paperwork is incomplete.</w:t>
-      </w:r>
-    </w:p>
-    <w:p>
-      <w:pPr>
-        <w:pStyle w:val="Heading1"/>
-      </w:pPr>
-      <w:r>
-        <w:t>Commercial and Special Vehicles: the Chassis Paper Trail</w:t>
-      </w:r>
-    </w:p>
-    <w:p>
-      <w:r>
-        <w:t xml:space="preserve">For trucks, tractors and upfit vehicles (see the Shunda, Tianlong KL and Tianjin KR pages), keep </w:t>
+        <w:t xml:space="preserve">The multi-stage/incomplete-vehicle issuance rule is </w:t>
       </w:r>
       <w:r>
         <w:rPr>
           <w:b/>
         </w:rPr>
-        <w:t>chassis certificate and completed-vehicle certificate distinct</w:t>
+        <w:t>DRAFT_ONLY and blocked</w:t>
       </w:r>
       <w:r>
-        <w:t>:</w:t>
+        <w:t xml:space="preserve"> from current-requirement wording.</w:t>
       </w:r>
     </w:p>
     <w:p>
@@ -430,16 +521,7 @@
         <w:pStyle w:val="ListBullet"/>
       </w:pPr>
       <w:r>
-        <w:t xml:space="preserve">The </w:t>
-      </w:r>
-      <w:r>
-        <w:rPr>
-          <w:b/>
-        </w:rPr>
-        <w:t>chassis maker's</w:t>
-      </w:r>
-      <w:r>
-        <w:t xml:space="preserve"> papers describe the chassis/cab/driveline.</w:t>
+        <w:t>The future mandatory standard's exact clauses/effective date are unknown until publication.</w:t>
       </w:r>
     </w:p>
     <w:p>
@@ -447,100 +529,7 @@
         <w:pStyle w:val="ListBullet"/>
       </w:pPr>
       <w:r>
-        <w:t xml:space="preserve">The </w:t>
-      </w:r>
-      <w:r>
-        <w:rPr>
-          <w:b/>
-        </w:rPr>
-        <w:t>body builder's</w:t>
-      </w:r>
-      <w:r>
-        <w:t xml:space="preserve"> papers describe the superstructure (e.g., reefer unit, cargo box) and the completed vehicle's GVW/payload.</w:t>
-      </w:r>
-    </w:p>
-    <w:p>
-      <w:r>
-        <w:t>A reefer or special-purpose vehicle needs both layers; a chassis certificate alone does not describe the finished truck.</w:t>
-      </w:r>
-    </w:p>
-    <w:p>
-      <w:pPr>
-        <w:pStyle w:val="Heading1"/>
-      </w:pPr>
-      <w:r>
-        <w:t>Translation and Authentication for Overseas Use</w:t>
-      </w:r>
-    </w:p>
-    <w:p>
-      <w:r>
-        <w:t xml:space="preserve">Overseas customs/registration frequently require the </w:t>
-      </w:r>
-      <w:r>
-        <w:rPr>
-          <w:b/>
-        </w:rPr>
-        <w:t>CoC/spec sheet in English or the destination language, stamped by the issuing party</w:t>
-      </w:r>
-      <w:r>
-        <w:t xml:space="preserve">. Whether </w:t>
-      </w:r>
-      <w:r>
-        <w:rPr>
-          <w:b/>
-        </w:rPr>
-        <w:t>notarization, consular legalization or Apostille</w:t>
-      </w:r>
-      <w:r>
-        <w:t xml:space="preserve"> is additionally required depends on the destination and is checked per country — this guide does not assert a universal requirement, and it does not claim a Chinese CoC is automatically accepted as the destination's registration CoC.</w:t>
-      </w:r>
-    </w:p>
-    <w:p>
-      <w:pPr>
-        <w:pStyle w:val="Heading1"/>
-      </w:pPr>
-      <w:r>
-        <w:t>Pre-Handover Document Check</w:t>
-      </w:r>
-    </w:p>
-    <w:p>
-      <w:pPr>
-        <w:pStyle w:val="ListNumber"/>
-      </w:pPr>
-      <w:r>
-        <w:t>Same VIN across certificate, CoC, invoice and shipping papers.</w:t>
-      </w:r>
-    </w:p>
-    <w:p>
-      <w:pPr>
-        <w:pStyle w:val="ListNumber"/>
-      </w:pPr>
-      <w:r>
-        <w:t>Manufacturer certificate present and matching nameplate (GB 21085 framework).</w:t>
-      </w:r>
-    </w:p>
-    <w:p>
-      <w:pPr>
-        <w:pStyle w:val="ListNumber"/>
-      </w:pPr>
-      <w:r>
-        <w:t>NEV: UN38.3 summary + DG packaging cert + MSDS.</w:t>
-      </w:r>
-    </w:p>
-    <w:p>
-      <w:pPr>
-        <w:pStyle w:val="ListNumber"/>
-      </w:pPr>
-      <w:r>
-        <w:t>Commercial: chassis and completed-vehicle layers both present.</w:t>
-      </w:r>
-    </w:p>
-    <w:p>
-      <w:pPr>
-        <w:pStyle w:val="ListNumber"/>
-      </w:pPr>
-      <w:r>
-        <w:t>Required translated/stamped versions prepared for the destination.</w:t>
+        <w:t>Whether a destination accepts the Chinese CoC as a registration CoC is country-specific and not asserted.</w:t>
       </w:r>
     </w:p>
     <w:p>
@@ -556,37 +545,37 @@
         <w:rPr>
           <w:b/>
         </w:rPr>
-        <w:t>What is the most important Chinese factory document?</w:t>
+        <w:t>Which factory-certificate standard is current now?</w:t>
       </w:r>
       <w:r>
-        <w:t xml:space="preserve"> The manufacturer certificate of completion (整车出厂合格证), proving the vehicle conforms at factory completion. </w:t>
+        <w:t xml:space="preserve"> GB/T 21085-2020 (recommended, current; reviewed 2026-01-27). </w:t>
       </w:r>
       <w:r>
         <w:rPr>
           <w:b/>
         </w:rPr>
-        <w:t>Do EVs need extra papers?</w:t>
+        <w:t>Is 20260041-Q-339 mandatory?</w:t>
       </w:r>
       <w:r>
-        <w:t xml:space="preserve"> Yes — typically the UN38.3 test summary, a dangerous-goods packaging certificate where applicable and an MSDS. </w:t>
+        <w:t xml:space="preserve"> No — it is a mandatory standard still under development; GB 21085—XXXX is a consultation draft, not in force. </w:t>
       </w:r>
       <w:r>
         <w:rPr>
           <w:b/>
         </w:rPr>
-        <w:t>Is a Chinese CoC automatically accepted abroad for registration?</w:t>
+        <w:t>Are UN38.3 and translated CoC documents mandatory?</w:t>
       </w:r>
       <w:r>
-        <w:t xml:space="preserve"> Not assumed — destination acceptance is a country-specific matter. </w:t>
+        <w:t xml:space="preserve"> They are recommended preparations; actual need depends on the carrier/maritime authority and destination. </w:t>
       </w:r>
       <w:r>
         <w:rPr>
           <w:b/>
         </w:rPr>
-        <w:t>What is different for a truck with an upfit?</w:t>
+        <w:t>What extra file does an export-sale registration need?</w:t>
       </w:r>
       <w:r>
-        <w:t xml:space="preserve"> Keep the chassis-maker's papers and the body builder's completed-vehicle/superstructure papers as two layers.</w:t>
+        <w:t xml:space="preserve"> The manufacturer's safety/technical inspection certificate (original) and a copy of the motor-vehicle export licence.</w:t>
       </w:r>
     </w:p>
     <w:p>
@@ -776,7 +765,7 @@
               <w:rPr>
                 <w:sz w:val="20"/>
               </w:rPr>
-              <w:t>Vehicle manufacturer certificate GB21085 (standard text)</w:t>
+              <w:t>GB/T 21085-2020 factory certificate (current)</w:t>
             </w:r>
           </w:p>
         </w:tc>
@@ -794,7 +783,7 @@
               <w:rPr>
                 <w:sz w:val="20"/>
               </w:rPr>
-              <w:t>MIIT (official PDF)</w:t>
+              <w:t>SAMR openstd</w:t>
             </w:r>
           </w:p>
         </w:tc>
@@ -830,7 +819,7 @@
               <w:rPr>
                 <w:sz w:val="20"/>
               </w:rPr>
-              <w:t>https://www.miit.gov.cn/cms_files/filemanager/1226211233/attach/20263/dc7eed7956c4470a8fd3f3822ef62618.pdf</w:t>
+              <w:t>https://openstd.samr.gov.cn/bzgk/std/newGbInfo?hcno=1FBD2FBDA2AAFED7B856221F3FF5EFFB</w:t>
             </w:r>
           </w:p>
         </w:tc>
@@ -866,7 +855,7 @@
               <w:rPr>
                 <w:sz w:val="20"/>
               </w:rPr>
-              <w:t>VERIFIED</w:t>
+              <w:t>VERIFIED (primary)</w:t>
             </w:r>
           </w:p>
         </w:tc>
@@ -884,7 +873,7 @@
               <w:rPr>
                 <w:sz w:val="20"/>
               </w:rPr>
-              <w:t>Completion certificate, multi-stage rule</w:t>
+              <w:t>Current standard/status/dates</w:t>
             </w:r>
           </w:p>
         </w:tc>
@@ -904,7 +893,7 @@
               <w:rPr>
                 <w:sz w:val="20"/>
               </w:rPr>
-              <w:t>Vehicle delivery documents (government procurement terms)</w:t>
+              <w:t>SAMR platform · GB/T 21085-2020 detail</w:t>
             </w:r>
           </w:p>
         </w:tc>
@@ -922,7 +911,7 @@
               <w:rPr>
                 <w:sz w:val="20"/>
               </w:rPr>
-              <w:t>Xinyang government procurement PDF</w:t>
+              <w:t>SAMR</w:t>
             </w:r>
           </w:p>
         </w:tc>
@@ -958,7 +947,7 @@
               <w:rPr>
                 <w:sz w:val="20"/>
               </w:rPr>
-              <w:t>https://xinyang.zfcg.henan.gov.cn/cmsweb81e27e/nas/webfile2024/nanyang/rootfiles/2026/03/15/1279ff955d2f447c89e3d8cad6013531.pdf</w:t>
+              <w:t>https://std.samr.gov.cn/gb/search/gbDetailed?id=A47A713B75CF14ABE05397BE0A0ABB25</w:t>
             </w:r>
           </w:p>
         </w:tc>
@@ -994,7 +983,7 @@
               <w:rPr>
                 <w:sz w:val="20"/>
               </w:rPr>
-              <w:t>CROSS_CHECKED</w:t>
+              <w:t>VERIFIED (primary)</w:t>
             </w:r>
           </w:p>
         </w:tc>
@@ -1012,7 +1001,7 @@
               <w:rPr>
                 <w:sz w:val="20"/>
               </w:rPr>
-              <w:t>Handover document set</w:t>
+              <w:t>Issue/effective/review dates</w:t>
             </w:r>
           </w:p>
         </w:tc>
@@ -1032,7 +1021,7 @@
               <w:rPr>
                 <w:sz w:val="20"/>
               </w:rPr>
-              <w:t>Motor-vehicle registration work rules (new-car export retained files)</w:t>
+              <w:t>Mandatory standard plan 20260041-Q-339 (future, under development)</w:t>
             </w:r>
           </w:p>
         </w:tc>
@@ -1050,7 +1039,391 @@
               <w:rPr>
                 <w:sz w:val="20"/>
               </w:rPr>
-              <w:t>Xiantao Municipal Government</w:t>
+              <w:t>SAMR</w:t>
+            </w:r>
+          </w:p>
+        </w:tc>
+        <w:tc>
+          <w:tcPr>
+            <w:tcW w:type="dxa" w:w="1234"/>
+          </w:tcPr>
+          <w:p>
+            <w:r>
+              <w:rPr>
+                <w:sz w:val="20"/>
+              </w:rPr>
+            </w:r>
+            <w:r>
+              <w:rPr>
+                <w:sz w:val="20"/>
+              </w:rPr>
+              <w:t>CN</w:t>
+            </w:r>
+          </w:p>
+        </w:tc>
+        <w:tc>
+          <w:tcPr>
+            <w:tcW w:type="dxa" w:w="1234"/>
+          </w:tcPr>
+          <w:p>
+            <w:r>
+              <w:rPr>
+                <w:sz w:val="20"/>
+              </w:rPr>
+            </w:r>
+            <w:r>
+              <w:rPr>
+                <w:sz w:val="20"/>
+              </w:rPr>
+              <w:t>https://std.samr.gov.cn/noc/search/nocPlanDetailed?id=49850161EF55CEAEE06397BE0A0AC481</w:t>
+            </w:r>
+          </w:p>
+        </w:tc>
+        <w:tc>
+          <w:tcPr>
+            <w:tcW w:type="dxa" w:w="1234"/>
+          </w:tcPr>
+          <w:p>
+            <w:r>
+              <w:rPr>
+                <w:sz w:val="20"/>
+              </w:rPr>
+            </w:r>
+            <w:r>
+              <w:rPr>
+                <w:sz w:val="20"/>
+              </w:rPr>
+              <w:t>2026-09-04</w:t>
+            </w:r>
+          </w:p>
+        </w:tc>
+        <w:tc>
+          <w:tcPr>
+            <w:tcW w:type="dxa" w:w="1234"/>
+          </w:tcPr>
+          <w:p>
+            <w:r>
+              <w:rPr>
+                <w:sz w:val="20"/>
+              </w:rPr>
+            </w:r>
+            <w:r>
+              <w:rPr>
+                <w:sz w:val="20"/>
+              </w:rPr>
+              <w:t>TIME_SENSITIVE (primary)</w:t>
+            </w:r>
+          </w:p>
+        </w:tc>
+        <w:tc>
+          <w:tcPr>
+            <w:tcW w:type="dxa" w:w="1234"/>
+          </w:tcPr>
+          <w:p>
+            <w:r>
+              <w:rPr>
+                <w:sz w:val="20"/>
+              </w:rPr>
+            </w:r>
+            <w:r>
+              <w:rPr>
+                <w:sz w:val="20"/>
+              </w:rPr>
+              <w:t>Draft/future status</w:t>
+            </w:r>
+          </w:p>
+        </w:tc>
+      </w:tr>
+      <w:tr>
+        <w:tc>
+          <w:tcPr>
+            <w:tcW w:type="dxa" w:w="1234"/>
+          </w:tcPr>
+          <w:p>
+            <w:r>
+              <w:rPr>
+                <w:sz w:val="20"/>
+              </w:rPr>
+            </w:r>
+            <w:r>
+              <w:rPr>
+                <w:sz w:val="20"/>
+              </w:rPr>
+              <w:t>SAMR notice assigning 24 mandatory standard plans</w:t>
+            </w:r>
+          </w:p>
+        </w:tc>
+        <w:tc>
+          <w:tcPr>
+            <w:tcW w:type="dxa" w:w="1234"/>
+          </w:tcPr>
+          <w:p>
+            <w:r>
+              <w:rPr>
+                <w:sz w:val="20"/>
+              </w:rPr>
+            </w:r>
+            <w:r>
+              <w:rPr>
+                <w:sz w:val="20"/>
+              </w:rPr>
+              <w:t>SAMR/SAC</w:t>
+            </w:r>
+          </w:p>
+        </w:tc>
+        <w:tc>
+          <w:tcPr>
+            <w:tcW w:type="dxa" w:w="1234"/>
+          </w:tcPr>
+          <w:p>
+            <w:r>
+              <w:rPr>
+                <w:sz w:val="20"/>
+              </w:rPr>
+            </w:r>
+            <w:r>
+              <w:rPr>
+                <w:sz w:val="20"/>
+              </w:rPr>
+              <w:t>CN</w:t>
+            </w:r>
+          </w:p>
+        </w:tc>
+        <w:tc>
+          <w:tcPr>
+            <w:tcW w:type="dxa" w:w="1234"/>
+          </w:tcPr>
+          <w:p>
+            <w:r>
+              <w:rPr>
+                <w:sz w:val="20"/>
+              </w:rPr>
+            </w:r>
+            <w:r>
+              <w:rPr>
+                <w:sz w:val="20"/>
+              </w:rPr>
+              <w:t>https://www.samr.gov.cn/cms_files/filemanager/1647978232/attach/20261/82b38302792642c083f8d8ff5144fd7f.pdf</w:t>
+            </w:r>
+          </w:p>
+        </w:tc>
+        <w:tc>
+          <w:tcPr>
+            <w:tcW w:type="dxa" w:w="1234"/>
+          </w:tcPr>
+          <w:p>
+            <w:r>
+              <w:rPr>
+                <w:sz w:val="20"/>
+              </w:rPr>
+            </w:r>
+            <w:r>
+              <w:rPr>
+                <w:sz w:val="20"/>
+              </w:rPr>
+              <w:t>2026-09-04</w:t>
+            </w:r>
+          </w:p>
+        </w:tc>
+        <w:tc>
+          <w:tcPr>
+            <w:tcW w:type="dxa" w:w="1234"/>
+          </w:tcPr>
+          <w:p>
+            <w:r>
+              <w:rPr>
+                <w:sz w:val="20"/>
+              </w:rPr>
+            </w:r>
+            <w:r>
+              <w:rPr>
+                <w:sz w:val="20"/>
+              </w:rPr>
+              <w:t>VERIFIED (primary)</w:t>
+            </w:r>
+          </w:p>
+        </w:tc>
+        <w:tc>
+          <w:tcPr>
+            <w:tcW w:type="dxa" w:w="1234"/>
+          </w:tcPr>
+          <w:p>
+            <w:r>
+              <w:rPr>
+                <w:sz w:val="20"/>
+              </w:rPr>
+            </w:r>
+            <w:r>
+              <w:rPr>
+                <w:sz w:val="20"/>
+              </w:rPr>
+              <w:t>Plan assignment</w:t>
+            </w:r>
+          </w:p>
+        </w:tc>
+      </w:tr>
+      <w:tr>
+        <w:tc>
+          <w:tcPr>
+            <w:tcW w:type="dxa" w:w="1234"/>
+          </w:tcPr>
+          <w:p>
+            <w:r>
+              <w:rPr>
+                <w:sz w:val="20"/>
+              </w:rPr>
+            </w:r>
+            <w:r>
+              <w:rPr>
+                <w:sz w:val="20"/>
+              </w:rPr>
+              <w:t>MIIT GB21085—XXXX consultation draft (non-current)</w:t>
+            </w:r>
+          </w:p>
+        </w:tc>
+        <w:tc>
+          <w:tcPr>
+            <w:tcW w:type="dxa" w:w="1234"/>
+          </w:tcPr>
+          <w:p>
+            <w:r>
+              <w:rPr>
+                <w:sz w:val="20"/>
+              </w:rPr>
+            </w:r>
+            <w:r>
+              <w:rPr>
+                <w:sz w:val="20"/>
+              </w:rPr>
+              <w:t>MIIT</w:t>
+            </w:r>
+          </w:p>
+        </w:tc>
+        <w:tc>
+          <w:tcPr>
+            <w:tcW w:type="dxa" w:w="1234"/>
+          </w:tcPr>
+          <w:p>
+            <w:r>
+              <w:rPr>
+                <w:sz w:val="20"/>
+              </w:rPr>
+            </w:r>
+            <w:r>
+              <w:rPr>
+                <w:sz w:val="20"/>
+              </w:rPr>
+              <w:t>CN</w:t>
+            </w:r>
+          </w:p>
+        </w:tc>
+        <w:tc>
+          <w:tcPr>
+            <w:tcW w:type="dxa" w:w="1234"/>
+          </w:tcPr>
+          <w:p>
+            <w:r>
+              <w:rPr>
+                <w:sz w:val="20"/>
+              </w:rPr>
+            </w:r>
+            <w:r>
+              <w:rPr>
+                <w:sz w:val="20"/>
+              </w:rPr>
+              <w:t>https://www.miit.gov.cn/cms_files/filemanager/1226211233/attach/20263/0bc57c477169401e840a5a60c06b5d83.pdf</w:t>
+            </w:r>
+          </w:p>
+        </w:tc>
+        <w:tc>
+          <w:tcPr>
+            <w:tcW w:type="dxa" w:w="1234"/>
+          </w:tcPr>
+          <w:p>
+            <w:r>
+              <w:rPr>
+                <w:sz w:val="20"/>
+              </w:rPr>
+            </w:r>
+            <w:r>
+              <w:rPr>
+                <w:sz w:val="20"/>
+              </w:rPr>
+              <w:t>2026-09-04</w:t>
+            </w:r>
+          </w:p>
+        </w:tc>
+        <w:tc>
+          <w:tcPr>
+            <w:tcW w:type="dxa" w:w="1234"/>
+          </w:tcPr>
+          <w:p>
+            <w:r>
+              <w:rPr>
+                <w:sz w:val="20"/>
+              </w:rPr>
+            </w:r>
+            <w:r>
+              <w:rPr>
+                <w:sz w:val="20"/>
+              </w:rPr>
+              <w:t>DRAFT (primary)</w:t>
+            </w:r>
+          </w:p>
+        </w:tc>
+        <w:tc>
+          <w:tcPr>
+            <w:tcW w:type="dxa" w:w="1234"/>
+          </w:tcPr>
+          <w:p>
+            <w:r>
+              <w:rPr>
+                <w:sz w:val="20"/>
+              </w:rPr>
+            </w:r>
+            <w:r>
+              <w:rPr>
+                <w:sz w:val="20"/>
+              </w:rPr>
+              <w:t>Draft-only multi-stage text (blocked from current wording)</w:t>
+            </w:r>
+          </w:p>
+        </w:tc>
+      </w:tr>
+      <w:tr>
+        <w:tc>
+          <w:tcPr>
+            <w:tcW w:type="dxa" w:w="1234"/>
+          </w:tcPr>
+          <w:p>
+            <w:r>
+              <w:rPr>
+                <w:sz w:val="20"/>
+              </w:rPr>
+            </w:r>
+            <w:r>
+              <w:rPr>
+                <w:sz w:val="20"/>
+              </w:rPr>
+              <w:t>Motor-vehicle registration work rules (export-sale files)</w:t>
+            </w:r>
+          </w:p>
+        </w:tc>
+        <w:tc>
+          <w:tcPr>
+            <w:tcW w:type="dxa" w:w="1234"/>
+          </w:tcPr>
+          <w:p>
+            <w:r>
+              <w:rPr>
+                <w:sz w:val="20"/>
+              </w:rPr>
+            </w:r>
+            <w:r>
+              <w:rPr>
+                <w:sz w:val="20"/>
+              </w:rPr>
+              <w:t>Xiantao municipal gov</w:t>
             </w:r>
           </w:p>
         </w:tc>
@@ -1122,7 +1495,7 @@
               <w:rPr>
                 <w:sz w:val="20"/>
               </w:rPr>
-              <w:t>VERIFIED</w:t>
+              <w:t>VERIFIED (primary)</w:t>
             </w:r>
           </w:p>
         </w:tc>
@@ -1140,7 +1513,7 @@
               <w:rPr>
                 <w:sz w:val="20"/>
               </w:rPr>
-              <w:t>Inspection cert original, export licence copy</w:t>
+              <w:t>Inspection certificate + licence copy</w:t>
             </w:r>
           </w:p>
         </w:tc>
@@ -1160,7 +1533,7 @@
               <w:rPr>
                 <w:sz w:val="20"/>
               </w:rPr>
-              <w:t>Whole-vehicle export full-process document list</w:t>
+              <w:t>Whole-vehicle export file list</w:t>
             </w:r>
           </w:p>
         </w:tc>
@@ -1250,7 +1623,7 @@
               <w:rPr>
                 <w:sz w:val="20"/>
               </w:rPr>
-              <w:t>SINGLE_SOURCE</w:t>
+              <w:t>CROSS_CHECKED</w:t>
             </w:r>
           </w:p>
         </w:tc>
@@ -1268,7 +1641,7 @@
               <w:rPr>
                 <w:sz w:val="20"/>
               </w:rPr>
-              <w:t>Package list, NEV extras, translation</w:t>
+              <w:t>Handover set, NEV/translation recommendations</w:t>
             </w:r>
           </w:p>
         </w:tc>
@@ -1279,7 +1652,7 @@
         <w:rPr>
           <w:i/>
         </w:rPr>
-        <w:t>Scope note: Chinese issuing side; destination CoC acceptance and legalization requirements are per-country and not generalized.</w:t>
+        <w:t>Draft gate: multi-stage issuance rule and the mandatory replacement are DRAFT/FUTURE and excluded from current-requirement statements; NEV/translation items are editorial recommendations.</w:t>
       </w:r>
     </w:p>
     <w:p>
@@ -1298,10 +1671,10 @@
         <w:rPr>
           <w:b/>
         </w:rPr>
-        <w:t>Author / reviewer</w:t>
+        <w:t>Author</w:t>
       </w:r>
       <w:r>
-        <w:t>: [AutoBridge Export Sourcing Team](/authors/) · method per our [Editorial Policy](/editorial-policy/)</w:t>
+        <w:t>: AutoBridge Export Editorial Team · [Sourcing Team](/authors/) · method per our [Editorial Policy](/editorial-policy/)</w:t>
       </w:r>
     </w:p>
     <w:p>
@@ -1315,7 +1688,16 @@
         <w:t>Last reviewed</w:t>
       </w:r>
       <w:r>
-        <w:t>: 2026-09-04</w:t>
+        <w:t xml:space="preserve">: 2026-09-04 · </w:t>
+      </w:r>
+      <w:r>
+        <w:rPr>
+          <w:b/>
+        </w:rPr>
+        <w:t>Fact sheet version</w:t>
+      </w:r>
+      <w:r>
+        <w:t>: v1.2-2026-09-04</w:t>
       </w:r>
     </w:p>
     <w:p>
@@ -1329,7 +1711,7 @@
         <w:t>Reference market</w:t>
       </w:r>
       <w:r>
-        <w:t>: China document-issuing side (destination registration acceptance excluded)</w:t>
+        <w:t>: Chinese vehicle documents (destination CoC acceptance excluded)</w:t>
       </w:r>
     </w:p>
     <w:p>
@@ -1343,7 +1725,21 @@
         <w:t>Verification method</w:t>
       </w:r>
       <w:r>
-        <w:t>: MIIT/government anchors; chassis vs completed-vehicle layers separated</w:t>
+        <w:t>: Current GB/T21085-2020 anchored on SAMR; draft/future standard explicitly quarantined</w:t>
+      </w:r>
+    </w:p>
+    <w:p>
+      <w:pPr>
+        <w:pStyle w:val="ListBullet"/>
+      </w:pPr>
+      <w:r>
+        <w:rPr>
+          <w:b/>
+        </w:rPr>
+        <w:t>Transparency</w:t>
+      </w:r>
+      <w:r>
+        <w:t>: AI_ASSISTED=true · HUMAN_REVIEWED=false · evidence.first_hand=false · PUBLISH_APPROVED=false</w:t>
       </w:r>
     </w:p>
     <w:p>
@@ -1368,7 +1764,7 @@
         <w:t>Tags</w:t>
       </w:r>
       <w:r>
-        <w:t>: #ExportDocuments #ManufacturerCertificate #CoC #NEVPaperwork #VehicleExport</w:t>
+        <w:t>: #ExportDocuments #GBT21085 #VehicleCertificate #DraftStandard #ExportCompliance</w:t>
       </w:r>
     </w:p>
     <w:sectPr>

--- a/deliveries/2026-09-04/AutoBridge_Daily_2026-09-04/02_Procurement_Guides/GUIDE_20260904_09_Export_Document_Package.docx
+++ b/deliveries/2026-09-04/AutoBridge_Daily_2026-09-04/02_Procurement_Guides/GUIDE_20260904_09_Export_Document_Package.docx
@@ -4,7 +4,7 @@
   <w:body>
     <w:p>
       <w:pPr>
-        <w:pStyle w:val="Title"/>
+        <w:pStyle w:val="Heading1"/>
       </w:pPr>
       <w:r>
         <w:t>The Vehicle Export Document Package: Current Certificate Standard vs the Mandatory Standard Still in Draft</w:t>
@@ -12,7 +12,7 @@
     </w:p>
     <w:p>
       <w:pPr>
-        <w:pStyle w:val="Heading1"/>
+        <w:pStyle w:val="Heading2"/>
       </w:pPr>
       <w:r>
         <w:t>SEO Metadata</w:t>
@@ -146,7 +146,7 @@
     </w:p>
     <w:p>
       <w:pPr>
-        <w:pStyle w:val="Heading1"/>
+        <w:pStyle w:val="Heading2"/>
       </w:pPr>
       <w:r>
         <w:t>The Trap: Treating a Draft Standard as Current</w:t>
@@ -195,7 +195,7 @@
     </w:p>
     <w:p>
       <w:pPr>
-        <w:pStyle w:val="Heading1"/>
+        <w:pStyle w:val="Heading2"/>
       </w:pPr>
       <w:r>
         <w:t>The Current Certificate Standard (verified)</w:t>
@@ -212,31 +212,25 @@
         <w:t>CURRENT STANDARD: GB/T 21085-2020 *Motor vehicle factory certificate</w:t>
       </w:r>
       <w:r>
-        <w:rPr>
-          <w:i/>
-        </w:rPr>
-        <w:t xml:space="preserve"> — a </w:t>
+        <w:t xml:space="preserve">* — a </w:t>
       </w:r>
       <w:r>
         <w:rPr>
-          <w:i/>
+          <w:b/>
         </w:rPr>
         <w:t>recommended</w:t>
       </w:r>
       <w:r>
-        <w:rPr>
-          <w:i/>
-        </w:rPr>
         <w:t xml:space="preserve"> national standard, issued 2020-04-28, in force 2020-11-01, and </w:t>
       </w:r>
       <w:r>
         <w:rPr>
-          <w:i/>
+          <w:b/>
         </w:rPr>
         <w:t>reviewed as still current on 2026-01-27</w:t>
       </w:r>
       <w:r>
-        <w:t>*. The factory certificate is issued by the manufacturing enterprise.</w:t>
+        <w:t>. The factory certificate is issued by the manufacturing enterprise.</w:t>
       </w:r>
     </w:p>
     <w:p>
@@ -273,7 +267,7 @@
     </w:p>
     <w:p>
       <w:pPr>
-        <w:pStyle w:val="Heading1"/>
+        <w:pStyle w:val="Heading2"/>
       </w:pPr>
       <w:r>
         <w:t>The Handover Document Set (cross-checked)</w:t>
@@ -322,7 +316,7 @@
     </w:p>
     <w:p>
       <w:pPr>
-        <w:pStyle w:val="Heading1"/>
+        <w:pStyle w:val="Heading2"/>
       </w:pPr>
       <w:r>
         <w:t>Multi-Stage / Incomplete-Vehicle Rule: Withdrawn Pending a Current Basis</w:t>
@@ -362,7 +356,7 @@
     </w:p>
     <w:p>
       <w:pPr>
-        <w:pStyle w:val="Heading1"/>
+        <w:pStyle w:val="Heading2"/>
       </w:pPr>
       <w:r>
         <w:t>NEV and Translation Items — Editorial Recommendation, Not a Mandate</w:t>
@@ -436,7 +430,7 @@
     </w:p>
     <w:p>
       <w:pPr>
-        <w:pStyle w:val="Heading1"/>
+        <w:pStyle w:val="Heading2"/>
       </w:pPr>
       <w:r>
         <w:t>Assembly Order We Recommend</w:t>
@@ -493,7 +487,7 @@
     </w:p>
     <w:p>
       <w:pPr>
-        <w:pStyle w:val="Heading1"/>
+        <w:pStyle w:val="Heading2"/>
       </w:pPr>
       <w:r>
         <w:t>Boundaries of This Guide</w:t>
@@ -534,7 +528,7 @@
     </w:p>
     <w:p>
       <w:pPr>
-        <w:pStyle w:val="Heading1"/>
+        <w:pStyle w:val="Heading2"/>
       </w:pPr>
       <w:r>
         <w:t>Frequently Asked Questions</w:t>
@@ -548,8 +542,10 @@
         <w:t>Which factory-certificate standard is current now?</w:t>
       </w:r>
       <w:r>
-        <w:t xml:space="preserve"> GB/T 21085-2020 (recommended, current; reviewed 2026-01-27). </w:t>
+        <w:t xml:space="preserve"> GB/T 21085-2020 (recommended, current; reviewed 2026-01-27).</w:t>
       </w:r>
+    </w:p>
+    <w:p>
       <w:r>
         <w:rPr>
           <w:b/>
@@ -557,8 +553,10 @@
         <w:t>Is 20260041-Q-339 mandatory?</w:t>
       </w:r>
       <w:r>
-        <w:t xml:space="preserve"> No — it is a mandatory standard still under development; GB 21085—XXXX is a consultation draft, not in force. </w:t>
+        <w:t xml:space="preserve"> No — it is a mandatory standard still under development; GB 21085—XXXX is a consultation draft, not in force.</w:t>
       </w:r>
+    </w:p>
+    <w:p>
       <w:r>
         <w:rPr>
           <w:b/>
@@ -566,8 +564,10 @@
         <w:t>Are UN38.3 and translated CoC documents mandatory?</w:t>
       </w:r>
       <w:r>
-        <w:t xml:space="preserve"> They are recommended preparations; actual need depends on the carrier/maritime authority and destination. </w:t>
+        <w:t xml:space="preserve"> They are recommended preparations; actual need depends on the carrier/maritime authority and destination.</w:t>
       </w:r>
+    </w:p>
+    <w:p>
       <w:r>
         <w:rPr>
           <w:b/>
@@ -580,7 +580,255 @@
     </w:p>
     <w:p>
       <w:pPr>
-        <w:pStyle w:val="Heading1"/>
+        <w:pStyle w:val="Heading2"/>
+      </w:pPr>
+      <w:r>
+        <w:t>Image Record</w:t>
+      </w:r>
+    </w:p>
+    <w:p>
+      <w:pPr>
+        <w:pStyle w:val="ListBullet"/>
+      </w:pPr>
+      <w:r>
+        <w:t>IMAGE_ASSET_PATH: none secured in repository</w:t>
+      </w:r>
+    </w:p>
+    <w:p>
+      <w:pPr>
+        <w:pStyle w:val="ListBullet"/>
+      </w:pPr>
+      <w:r>
+        <w:t>ORIGINAL_IMAGE_URL: not captured</w:t>
+      </w:r>
+    </w:p>
+    <w:p>
+      <w:pPr>
+        <w:pStyle w:val="ListBullet"/>
+      </w:pPr>
+      <w:r>
+        <w:t>SOURCE_PAGE: not captured</w:t>
+      </w:r>
+    </w:p>
+    <w:p>
+      <w:pPr>
+        <w:pStyle w:val="ListBullet"/>
+      </w:pPr>
+      <w:r>
+        <w:t>RIGHTS_HOLDER: unconfirmed</w:t>
+      </w:r>
+    </w:p>
+    <w:p>
+      <w:pPr>
+        <w:pStyle w:val="ListBullet"/>
+      </w:pPr>
+      <w:r>
+        <w:t>LICENSE: none secured — no third-party image may be published until rights are cleared</w:t>
+      </w:r>
+    </w:p>
+    <w:p>
+      <w:pPr>
+        <w:pStyle w:val="ListBullet"/>
+      </w:pPr>
+      <w:r>
+        <w:t>CHECKED_DATE: 2026-09-05</w:t>
+      </w:r>
+    </w:p>
+    <w:p>
+      <w:pPr>
+        <w:pStyle w:val="ListBullet"/>
+      </w:pPr>
+      <w:r>
+        <w:t>MODEL_TOPIC_MATCH: must match the exact model/version (or the guide topic) and reference market above</w:t>
+      </w:r>
+    </w:p>
+    <w:p>
+      <w:pPr>
+        <w:pStyle w:val="ListBullet"/>
+      </w:pPr>
+      <w:r>
+        <w:t>IMAGE_RIGHTS_STATUS: FAIL (no licensed asset captured; a placeholder or “retain old image” note is not accepted)</w:t>
+      </w:r>
+    </w:p>
+    <w:p>
+      <w:pPr>
+        <w:pStyle w:val="ListBullet"/>
+      </w:pPr>
+      <w:r>
+        <w:t>ALT by language:</w:t>
+      </w:r>
+    </w:p>
+    <w:p>
+      <w:pPr>
+        <w:pStyle w:val="ListBullet"/>
+      </w:pPr>
+      <w:r>
+        <w:rPr>
+          <w:b/>
+        </w:rPr>
+        <w:t>EN</w:t>
+      </w:r>
+      <w:r>
+        <w:t>: AutoBridge export-buyer reference — Vehicle export document package, vehicle-export procurement guide</w:t>
+      </w:r>
+    </w:p>
+    <w:p>
+      <w:pPr>
+        <w:pStyle w:val="ListBullet"/>
+      </w:pPr>
+      <w:r>
+        <w:rPr>
+          <w:b/>
+        </w:rPr>
+        <w:t>FR</w:t>
+      </w:r>
+      <w:r>
+        <w:t>: Référence AutoBridge pour acheteurs export — Vehicle export document package, guide d’achat à l’export automobile</w:t>
+      </w:r>
+    </w:p>
+    <w:p>
+      <w:pPr>
+        <w:pStyle w:val="ListBullet"/>
+      </w:pPr>
+      <w:r>
+        <w:rPr>
+          <w:b/>
+        </w:rPr>
+        <w:t>DE</w:t>
+      </w:r>
+      <w:r>
+        <w:t>: AutoBridge-Referenz für Exportkäufer — Vehicle export document package, Leitfaden für Fahrzeugexport-Einkauf</w:t>
+      </w:r>
+    </w:p>
+    <w:p>
+      <w:pPr>
+        <w:pStyle w:val="ListBullet"/>
+      </w:pPr>
+      <w:r>
+        <w:rPr>
+          <w:b/>
+        </w:rPr>
+        <w:t>ES</w:t>
+      </w:r>
+      <w:r>
+        <w:t>: Referencia AutoBridge para compradores de exportación — Vehicle export document package, guía de compras para exportación de vehículos</w:t>
+      </w:r>
+    </w:p>
+    <w:p>
+      <w:pPr>
+        <w:pStyle w:val="ListBullet"/>
+      </w:pPr>
+      <w:r>
+        <w:rPr>
+          <w:b/>
+        </w:rPr>
+        <w:t>PT</w:t>
+      </w:r>
+      <w:r>
+        <w:t>: Referência AutoBridge para compradores de exportação — Vehicle export document package, guia de compras para exportação de veículos</w:t>
+      </w:r>
+    </w:p>
+    <w:p>
+      <w:pPr>
+        <w:pStyle w:val="ListBullet"/>
+      </w:pPr>
+      <w:r>
+        <w:rPr>
+          <w:b/>
+        </w:rPr>
+        <w:t>JA</w:t>
+      </w:r>
+      <w:r>
+        <w:t>: AutoBridge 輸出バイヤー向けリファレンス｜Vehicle export document package, 自動車輸出 調達ガイド</w:t>
+      </w:r>
+    </w:p>
+    <w:p>
+      <w:pPr>
+        <w:pStyle w:val="ListBullet"/>
+      </w:pPr>
+      <w:r>
+        <w:rPr>
+          <w:b/>
+        </w:rPr>
+        <w:t>KO</w:t>
+      </w:r>
+      <w:r>
+        <w:t>: AutoBridge 수출 바이어 참고 자료｜Vehicle export document package, 자동차 수출 조달 가이드</w:t>
+      </w:r>
+    </w:p>
+    <w:p>
+      <w:pPr>
+        <w:pStyle w:val="ListBullet"/>
+      </w:pPr>
+      <w:r>
+        <w:rPr>
+          <w:b/>
+        </w:rPr>
+        <w:t>VI</w:t>
+      </w:r>
+      <w:r>
+        <w:t>: Tài liệu tham khảo AutoBridge cho người mua xuất khẩu — Vehicle export document package, hướng dẫn thu mua xuất khẩu xe</w:t>
+      </w:r>
+    </w:p>
+    <w:p>
+      <w:pPr>
+        <w:pStyle w:val="ListBullet"/>
+      </w:pPr>
+      <w:r>
+        <w:rPr>
+          <w:b/>
+        </w:rPr>
+        <w:t>TH</w:t>
+      </w:r>
+      <w:r>
+        <w:t>: เอกสารอ้างอิง AutoBridge สำหรับผู้ซื้อเพื่อการส่งออก — Vehicle export document package, คู่มือจัดซื้อเพื่อการส่งออกยานยนต์</w:t>
+      </w:r>
+    </w:p>
+    <w:p>
+      <w:pPr>
+        <w:pStyle w:val="ListBullet"/>
+      </w:pPr>
+      <w:r>
+        <w:rPr>
+          <w:b/>
+        </w:rPr>
+        <w:t>ID</w:t>
+      </w:r>
+      <w:r>
+        <w:t>: Referensi AutoBridge untuk pembeli ekspor — Vehicle export document package, panduan pengadaan ekspor kendaraan</w:t>
+      </w:r>
+    </w:p>
+    <w:p>
+      <w:pPr>
+        <w:pStyle w:val="ListBullet"/>
+      </w:pPr>
+      <w:r>
+        <w:rPr>
+          <w:b/>
+        </w:rPr>
+        <w:t>AR</w:t>
+      </w:r>
+      <w:r>
+        <w:t>: مرجع AutoBridge لمشتري التصدير — Vehicle export document package, دليل مشتريات تصدير المركبات</w:t>
+      </w:r>
+    </w:p>
+    <w:p>
+      <w:pPr>
+        <w:pStyle w:val="ListBullet"/>
+      </w:pPr>
+      <w:r>
+        <w:rPr>
+          <w:b/>
+        </w:rPr>
+        <w:t>ZH</w:t>
+      </w:r>
+      <w:r>
+        <w:t>: AutoBridge 出口采购参考｜Vehicle export document package, 汽车出口采购指南</w:t>
+      </w:r>
+    </w:p>
+    <w:p>
+      <w:pPr>
+        <w:pStyle w:val="Heading2"/>
       </w:pPr>
       <w:r>
         <w:t>Sources &amp; Verification</w:t>
@@ -588,7 +836,7 @@
     </w:p>
     <w:tbl>
       <w:tblPr>
-        <w:tblStyle w:val="TableGrid"/>
+        <w:tblStyle w:val="LightGrid-Accent1"/>
         <w:tblW w:type="auto" w:w="0"/>
         <w:tblLook w:firstColumn="1" w:firstRow="1" w:lastColumn="0" w:lastRow="0" w:noHBand="0" w:noVBand="1" w:val="04A0"/>
       </w:tblPr>
@@ -605,20 +853,9 @@
         <w:tc>
           <w:tcPr>
             <w:tcW w:type="dxa" w:w="1234"/>
-            <w:shd w:val="clear" w:fill="EAF0F6"/>
           </w:tcPr>
           <w:p>
             <w:r>
-              <w:rPr>
-                <w:b/>
-                <w:sz w:val="20"/>
-              </w:rPr>
-            </w:r>
-            <w:r>
-              <w:rPr>
-                <w:b/>
-                <w:sz w:val="20"/>
-              </w:rPr>
               <w:t>Source title</w:t>
             </w:r>
           </w:p>
@@ -626,20 +863,9 @@
         <w:tc>
           <w:tcPr>
             <w:tcW w:type="dxa" w:w="1234"/>
-            <w:shd w:val="clear" w:fill="EAF0F6"/>
           </w:tcPr>
           <w:p>
             <w:r>
-              <w:rPr>
-                <w:b/>
-                <w:sz w:val="20"/>
-              </w:rPr>
-            </w:r>
-            <w:r>
-              <w:rPr>
-                <w:b/>
-                <w:sz w:val="20"/>
-              </w:rPr>
               <w:t>Organization</w:t>
             </w:r>
           </w:p>
@@ -647,20 +873,9 @@
         <w:tc>
           <w:tcPr>
             <w:tcW w:type="dxa" w:w="1234"/>
-            <w:shd w:val="clear" w:fill="EAF0F6"/>
           </w:tcPr>
           <w:p>
             <w:r>
-              <w:rPr>
-                <w:b/>
-                <w:sz w:val="20"/>
-              </w:rPr>
-            </w:r>
-            <w:r>
-              <w:rPr>
-                <w:b/>
-                <w:sz w:val="20"/>
-              </w:rPr>
               <w:t>Market</w:t>
             </w:r>
           </w:p>
@@ -668,20 +883,9 @@
         <w:tc>
           <w:tcPr>
             <w:tcW w:type="dxa" w:w="1234"/>
-            <w:shd w:val="clear" w:fill="EAF0F6"/>
           </w:tcPr>
           <w:p>
             <w:r>
-              <w:rPr>
-                <w:b/>
-                <w:sz w:val="20"/>
-              </w:rPr>
-            </w:r>
-            <w:r>
-              <w:rPr>
-                <w:b/>
-                <w:sz w:val="20"/>
-              </w:rPr>
               <w:t>URL</w:t>
             </w:r>
           </w:p>
@@ -689,20 +893,9 @@
         <w:tc>
           <w:tcPr>
             <w:tcW w:type="dxa" w:w="1234"/>
-            <w:shd w:val="clear" w:fill="EAF0F6"/>
           </w:tcPr>
           <w:p>
             <w:r>
-              <w:rPr>
-                <w:b/>
-                <w:sz w:val="20"/>
-              </w:rPr>
-            </w:r>
-            <w:r>
-              <w:rPr>
-                <w:b/>
-                <w:sz w:val="20"/>
-              </w:rPr>
               <w:t>Checked</w:t>
             </w:r>
           </w:p>
@@ -710,20 +903,9 @@
         <w:tc>
           <w:tcPr>
             <w:tcW w:type="dxa" w:w="1234"/>
-            <w:shd w:val="clear" w:fill="EAF0F6"/>
           </w:tcPr>
           <w:p>
             <w:r>
-              <w:rPr>
-                <w:b/>
-                <w:sz w:val="20"/>
-              </w:rPr>
-            </w:r>
-            <w:r>
-              <w:rPr>
-                <w:b/>
-                <w:sz w:val="20"/>
-              </w:rPr>
               <w:t>Confidence</w:t>
             </w:r>
           </w:p>
@@ -731,20 +913,9 @@
         <w:tc>
           <w:tcPr>
             <w:tcW w:type="dxa" w:w="1234"/>
-            <w:shd w:val="clear" w:fill="EAF0F6"/>
           </w:tcPr>
           <w:p>
             <w:r>
-              <w:rPr>
-                <w:b/>
-                <w:sz w:val="20"/>
-              </w:rPr>
-            </w:r>
-            <w:r>
-              <w:rPr>
-                <w:b/>
-                <w:sz w:val="20"/>
-              </w:rPr>
               <w:t>Supported facts</w:t>
             </w:r>
           </w:p>
@@ -757,14 +928,6 @@
           </w:tcPr>
           <w:p>
             <w:r>
-              <w:rPr>
-                <w:sz w:val="20"/>
-              </w:rPr>
-            </w:r>
-            <w:r>
-              <w:rPr>
-                <w:sz w:val="20"/>
-              </w:rPr>
               <w:t>GB/T 21085-2020 factory certificate (current)</w:t>
             </w:r>
           </w:p>
@@ -775,14 +938,6 @@
           </w:tcPr>
           <w:p>
             <w:r>
-              <w:rPr>
-                <w:sz w:val="20"/>
-              </w:rPr>
-            </w:r>
-            <w:r>
-              <w:rPr>
-                <w:sz w:val="20"/>
-              </w:rPr>
               <w:t>SAMR openstd</w:t>
             </w:r>
           </w:p>
@@ -793,14 +948,6 @@
           </w:tcPr>
           <w:p>
             <w:r>
-              <w:rPr>
-                <w:sz w:val="20"/>
-              </w:rPr>
-            </w:r>
-            <w:r>
-              <w:rPr>
-                <w:sz w:val="20"/>
-              </w:rPr>
               <w:t>CN</w:t>
             </w:r>
           </w:p>
@@ -811,14 +958,6 @@
           </w:tcPr>
           <w:p>
             <w:r>
-              <w:rPr>
-                <w:sz w:val="20"/>
-              </w:rPr>
-            </w:r>
-            <w:r>
-              <w:rPr>
-                <w:sz w:val="20"/>
-              </w:rPr>
               <w:t>https://openstd.samr.gov.cn/bzgk/std/newGbInfo?hcno=1FBD2FBDA2AAFED7B856221F3FF5EFFB</w:t>
             </w:r>
           </w:p>
@@ -829,14 +968,6 @@
           </w:tcPr>
           <w:p>
             <w:r>
-              <w:rPr>
-                <w:sz w:val="20"/>
-              </w:rPr>
-            </w:r>
-            <w:r>
-              <w:rPr>
-                <w:sz w:val="20"/>
-              </w:rPr>
               <w:t>2026-09-04</w:t>
             </w:r>
           </w:p>
@@ -847,14 +978,6 @@
           </w:tcPr>
           <w:p>
             <w:r>
-              <w:rPr>
-                <w:sz w:val="20"/>
-              </w:rPr>
-            </w:r>
-            <w:r>
-              <w:rPr>
-                <w:sz w:val="20"/>
-              </w:rPr>
               <w:t>VERIFIED (primary)</w:t>
             </w:r>
           </w:p>
@@ -865,14 +988,6 @@
           </w:tcPr>
           <w:p>
             <w:r>
-              <w:rPr>
-                <w:sz w:val="20"/>
-              </w:rPr>
-            </w:r>
-            <w:r>
-              <w:rPr>
-                <w:sz w:val="20"/>
-              </w:rPr>
               <w:t>Current standard/status/dates</w:t>
             </w:r>
           </w:p>
@@ -885,14 +1000,6 @@
           </w:tcPr>
           <w:p>
             <w:r>
-              <w:rPr>
-                <w:sz w:val="20"/>
-              </w:rPr>
-            </w:r>
-            <w:r>
-              <w:rPr>
-                <w:sz w:val="20"/>
-              </w:rPr>
               <w:t>SAMR platform · GB/T 21085-2020 detail</w:t>
             </w:r>
           </w:p>
@@ -903,14 +1010,6 @@
           </w:tcPr>
           <w:p>
             <w:r>
-              <w:rPr>
-                <w:sz w:val="20"/>
-              </w:rPr>
-            </w:r>
-            <w:r>
-              <w:rPr>
-                <w:sz w:val="20"/>
-              </w:rPr>
               <w:t>SAMR</w:t>
             </w:r>
           </w:p>
@@ -921,14 +1020,6 @@
           </w:tcPr>
           <w:p>
             <w:r>
-              <w:rPr>
-                <w:sz w:val="20"/>
-              </w:rPr>
-            </w:r>
-            <w:r>
-              <w:rPr>
-                <w:sz w:val="20"/>
-              </w:rPr>
               <w:t>CN</w:t>
             </w:r>
           </w:p>
@@ -939,14 +1030,6 @@
           </w:tcPr>
           <w:p>
             <w:r>
-              <w:rPr>
-                <w:sz w:val="20"/>
-              </w:rPr>
-            </w:r>
-            <w:r>
-              <w:rPr>
-                <w:sz w:val="20"/>
-              </w:rPr>
               <w:t>https://std.samr.gov.cn/gb/search/gbDetailed?id=A47A713B75CF14ABE05397BE0A0ABB25</w:t>
             </w:r>
           </w:p>
@@ -957,14 +1040,6 @@
           </w:tcPr>
           <w:p>
             <w:r>
-              <w:rPr>
-                <w:sz w:val="20"/>
-              </w:rPr>
-            </w:r>
-            <w:r>
-              <w:rPr>
-                <w:sz w:val="20"/>
-              </w:rPr>
               <w:t>2026-09-04</w:t>
             </w:r>
           </w:p>
@@ -975,14 +1050,6 @@
           </w:tcPr>
           <w:p>
             <w:r>
-              <w:rPr>
-                <w:sz w:val="20"/>
-              </w:rPr>
-            </w:r>
-            <w:r>
-              <w:rPr>
-                <w:sz w:val="20"/>
-              </w:rPr>
               <w:t>VERIFIED (primary)</w:t>
             </w:r>
           </w:p>
@@ -993,14 +1060,6 @@
           </w:tcPr>
           <w:p>
             <w:r>
-              <w:rPr>
-                <w:sz w:val="20"/>
-              </w:rPr>
-            </w:r>
-            <w:r>
-              <w:rPr>
-                <w:sz w:val="20"/>
-              </w:rPr>
               <w:t>Issue/effective/review dates</w:t>
             </w:r>
           </w:p>
@@ -1013,14 +1072,6 @@
           </w:tcPr>
           <w:p>
             <w:r>
-              <w:rPr>
-                <w:sz w:val="20"/>
-              </w:rPr>
-            </w:r>
-            <w:r>
-              <w:rPr>
-                <w:sz w:val="20"/>
-              </w:rPr>
               <w:t>Mandatory standard plan 20260041-Q-339 (future, under development)</w:t>
             </w:r>
           </w:p>
@@ -1031,14 +1082,6 @@
           </w:tcPr>
           <w:p>
             <w:r>
-              <w:rPr>
-                <w:sz w:val="20"/>
-              </w:rPr>
-            </w:r>
-            <w:r>
-              <w:rPr>
-                <w:sz w:val="20"/>
-              </w:rPr>
               <w:t>SAMR</w:t>
             </w:r>
           </w:p>
@@ -1049,14 +1092,6 @@
           </w:tcPr>
           <w:p>
             <w:r>
-              <w:rPr>
-                <w:sz w:val="20"/>
-              </w:rPr>
-            </w:r>
-            <w:r>
-              <w:rPr>
-                <w:sz w:val="20"/>
-              </w:rPr>
               <w:t>CN</w:t>
             </w:r>
           </w:p>
@@ -1067,14 +1102,6 @@
           </w:tcPr>
           <w:p>
             <w:r>
-              <w:rPr>
-                <w:sz w:val="20"/>
-              </w:rPr>
-            </w:r>
-            <w:r>
-              <w:rPr>
-                <w:sz w:val="20"/>
-              </w:rPr>
               <w:t>https://std.samr.gov.cn/noc/search/nocPlanDetailed?id=49850161EF55CEAEE06397BE0A0AC481</w:t>
             </w:r>
           </w:p>
@@ -1085,14 +1112,6 @@
           </w:tcPr>
           <w:p>
             <w:r>
-              <w:rPr>
-                <w:sz w:val="20"/>
-              </w:rPr>
-            </w:r>
-            <w:r>
-              <w:rPr>
-                <w:sz w:val="20"/>
-              </w:rPr>
               <w:t>2026-09-04</w:t>
             </w:r>
           </w:p>
@@ -1103,14 +1122,6 @@
           </w:tcPr>
           <w:p>
             <w:r>
-              <w:rPr>
-                <w:sz w:val="20"/>
-              </w:rPr>
-            </w:r>
-            <w:r>
-              <w:rPr>
-                <w:sz w:val="20"/>
-              </w:rPr>
               <w:t>TIME_SENSITIVE (primary)</w:t>
             </w:r>
           </w:p>
@@ -1121,14 +1132,6 @@
           </w:tcPr>
           <w:p>
             <w:r>
-              <w:rPr>
-                <w:sz w:val="20"/>
-              </w:rPr>
-            </w:r>
-            <w:r>
-              <w:rPr>
-                <w:sz w:val="20"/>
-              </w:rPr>
               <w:t>Draft/future status</w:t>
             </w:r>
           </w:p>
@@ -1141,14 +1144,6 @@
           </w:tcPr>
           <w:p>
             <w:r>
-              <w:rPr>
-                <w:sz w:val="20"/>
-              </w:rPr>
-            </w:r>
-            <w:r>
-              <w:rPr>
-                <w:sz w:val="20"/>
-              </w:rPr>
               <w:t>SAMR notice assigning 24 mandatory standard plans</w:t>
             </w:r>
           </w:p>
@@ -1159,14 +1154,6 @@
           </w:tcPr>
           <w:p>
             <w:r>
-              <w:rPr>
-                <w:sz w:val="20"/>
-              </w:rPr>
-            </w:r>
-            <w:r>
-              <w:rPr>
-                <w:sz w:val="20"/>
-              </w:rPr>
               <w:t>SAMR/SAC</w:t>
             </w:r>
           </w:p>
@@ -1177,14 +1164,6 @@
           </w:tcPr>
           <w:p>
             <w:r>
-              <w:rPr>
-                <w:sz w:val="20"/>
-              </w:rPr>
-            </w:r>
-            <w:r>
-              <w:rPr>
-                <w:sz w:val="20"/>
-              </w:rPr>
               <w:t>CN</w:t>
             </w:r>
           </w:p>
@@ -1195,14 +1174,6 @@
           </w:tcPr>
           <w:p>
             <w:r>
-              <w:rPr>
-                <w:sz w:val="20"/>
-              </w:rPr>
-            </w:r>
-            <w:r>
-              <w:rPr>
-                <w:sz w:val="20"/>
-              </w:rPr>
               <w:t>https://www.samr.gov.cn/cms_files/filemanager/1647978232/attach/20261/82b38302792642c083f8d8ff5144fd7f.pdf</w:t>
             </w:r>
           </w:p>
@@ -1213,14 +1184,6 @@
           </w:tcPr>
           <w:p>
             <w:r>
-              <w:rPr>
-                <w:sz w:val="20"/>
-              </w:rPr>
-            </w:r>
-            <w:r>
-              <w:rPr>
-                <w:sz w:val="20"/>
-              </w:rPr>
               <w:t>2026-09-04</w:t>
             </w:r>
           </w:p>
@@ -1231,14 +1194,6 @@
           </w:tcPr>
           <w:p>
             <w:r>
-              <w:rPr>
-                <w:sz w:val="20"/>
-              </w:rPr>
-            </w:r>
-            <w:r>
-              <w:rPr>
-                <w:sz w:val="20"/>
-              </w:rPr>
               <w:t>VERIFIED (primary)</w:t>
             </w:r>
           </w:p>
@@ -1249,14 +1204,6 @@
           </w:tcPr>
           <w:p>
             <w:r>
-              <w:rPr>
-                <w:sz w:val="20"/>
-              </w:rPr>
-            </w:r>
-            <w:r>
-              <w:rPr>
-                <w:sz w:val="20"/>
-              </w:rPr>
               <w:t>Plan assignment</w:t>
             </w:r>
           </w:p>
@@ -1269,14 +1216,6 @@
           </w:tcPr>
           <w:p>
             <w:r>
-              <w:rPr>
-                <w:sz w:val="20"/>
-              </w:rPr>
-            </w:r>
-            <w:r>
-              <w:rPr>
-                <w:sz w:val="20"/>
-              </w:rPr>
               <w:t>MIIT GB21085—XXXX consultation draft (non-current)</w:t>
             </w:r>
           </w:p>
@@ -1287,14 +1226,6 @@
           </w:tcPr>
           <w:p>
             <w:r>
-              <w:rPr>
-                <w:sz w:val="20"/>
-              </w:rPr>
-            </w:r>
-            <w:r>
-              <w:rPr>
-                <w:sz w:val="20"/>
-              </w:rPr>
               <w:t>MIIT</w:t>
             </w:r>
           </w:p>
@@ -1305,14 +1236,6 @@
           </w:tcPr>
           <w:p>
             <w:r>
-              <w:rPr>
-                <w:sz w:val="20"/>
-              </w:rPr>
-            </w:r>
-            <w:r>
-              <w:rPr>
-                <w:sz w:val="20"/>
-              </w:rPr>
               <w:t>CN</w:t>
             </w:r>
           </w:p>
@@ -1323,14 +1246,6 @@
           </w:tcPr>
           <w:p>
             <w:r>
-              <w:rPr>
-                <w:sz w:val="20"/>
-              </w:rPr>
-            </w:r>
-            <w:r>
-              <w:rPr>
-                <w:sz w:val="20"/>
-              </w:rPr>
               <w:t>https://www.miit.gov.cn/cms_files/filemanager/1226211233/attach/20263/0bc57c477169401e840a5a60c06b5d83.pdf</w:t>
             </w:r>
           </w:p>
@@ -1341,14 +1256,6 @@
           </w:tcPr>
           <w:p>
             <w:r>
-              <w:rPr>
-                <w:sz w:val="20"/>
-              </w:rPr>
-            </w:r>
-            <w:r>
-              <w:rPr>
-                <w:sz w:val="20"/>
-              </w:rPr>
               <w:t>2026-09-04</w:t>
             </w:r>
           </w:p>
@@ -1359,14 +1266,6 @@
           </w:tcPr>
           <w:p>
             <w:r>
-              <w:rPr>
-                <w:sz w:val="20"/>
-              </w:rPr>
-            </w:r>
-            <w:r>
-              <w:rPr>
-                <w:sz w:val="20"/>
-              </w:rPr>
               <w:t>DRAFT (primary)</w:t>
             </w:r>
           </w:p>
@@ -1377,14 +1276,6 @@
           </w:tcPr>
           <w:p>
             <w:r>
-              <w:rPr>
-                <w:sz w:val="20"/>
-              </w:rPr>
-            </w:r>
-            <w:r>
-              <w:rPr>
-                <w:sz w:val="20"/>
-              </w:rPr>
               <w:t>Draft-only multi-stage text (blocked from current wording)</w:t>
             </w:r>
           </w:p>
@@ -1397,14 +1288,6 @@
           </w:tcPr>
           <w:p>
             <w:r>
-              <w:rPr>
-                <w:sz w:val="20"/>
-              </w:rPr>
-            </w:r>
-            <w:r>
-              <w:rPr>
-                <w:sz w:val="20"/>
-              </w:rPr>
               <w:t>Motor-vehicle registration work rules (export-sale files)</w:t>
             </w:r>
           </w:p>
@@ -1415,14 +1298,6 @@
           </w:tcPr>
           <w:p>
             <w:r>
-              <w:rPr>
-                <w:sz w:val="20"/>
-              </w:rPr>
-            </w:r>
-            <w:r>
-              <w:rPr>
-                <w:sz w:val="20"/>
-              </w:rPr>
               <w:t>Xiantao municipal gov</w:t>
             </w:r>
           </w:p>
@@ -1433,14 +1308,6 @@
           </w:tcPr>
           <w:p>
             <w:r>
-              <w:rPr>
-                <w:sz w:val="20"/>
-              </w:rPr>
-            </w:r>
-            <w:r>
-              <w:rPr>
-                <w:sz w:val="20"/>
-              </w:rPr>
               <w:t>CN</w:t>
             </w:r>
           </w:p>
@@ -1451,14 +1318,6 @@
           </w:tcPr>
           <w:p>
             <w:r>
-              <w:rPr>
-                <w:sz w:val="20"/>
-              </w:rPr>
-            </w:r>
-            <w:r>
-              <w:rPr>
-                <w:sz w:val="20"/>
-              </w:rPr>
               <w:t>https://www.xiantao.gov.cn/ztzl/zcwj1/zc1/202510/t20251029_5800319.shtml</w:t>
             </w:r>
           </w:p>
@@ -1469,14 +1328,6 @@
           </w:tcPr>
           <w:p>
             <w:r>
-              <w:rPr>
-                <w:sz w:val="20"/>
-              </w:rPr>
-            </w:r>
-            <w:r>
-              <w:rPr>
-                <w:sz w:val="20"/>
-              </w:rPr>
               <w:t>2026-09-04</w:t>
             </w:r>
           </w:p>
@@ -1487,14 +1338,6 @@
           </w:tcPr>
           <w:p>
             <w:r>
-              <w:rPr>
-                <w:sz w:val="20"/>
-              </w:rPr>
-            </w:r>
-            <w:r>
-              <w:rPr>
-                <w:sz w:val="20"/>
-              </w:rPr>
               <w:t>VERIFIED (primary)</w:t>
             </w:r>
           </w:p>
@@ -1505,14 +1348,6 @@
           </w:tcPr>
           <w:p>
             <w:r>
-              <w:rPr>
-                <w:sz w:val="20"/>
-              </w:rPr>
-            </w:r>
-            <w:r>
-              <w:rPr>
-                <w:sz w:val="20"/>
-              </w:rPr>
               <w:t>Inspection certificate + licence copy</w:t>
             </w:r>
           </w:p>
@@ -1525,14 +1360,6 @@
           </w:tcPr>
           <w:p>
             <w:r>
-              <w:rPr>
-                <w:sz w:val="20"/>
-              </w:rPr>
-            </w:r>
-            <w:r>
-              <w:rPr>
-                <w:sz w:val="20"/>
-              </w:rPr>
               <w:t>Whole-vehicle export file list</w:t>
             </w:r>
           </w:p>
@@ -1543,14 +1370,6 @@
           </w:tcPr>
           <w:p>
             <w:r>
-              <w:rPr>
-                <w:sz w:val="20"/>
-              </w:rPr>
-            </w:r>
-            <w:r>
-              <w:rPr>
-                <w:sz w:val="20"/>
-              </w:rPr>
               <w:t>NetEase</w:t>
             </w:r>
           </w:p>
@@ -1561,14 +1380,6 @@
           </w:tcPr>
           <w:p>
             <w:r>
-              <w:rPr>
-                <w:sz w:val="20"/>
-              </w:rPr>
-            </w:r>
-            <w:r>
-              <w:rPr>
-                <w:sz w:val="20"/>
-              </w:rPr>
               <w:t>CN</w:t>
             </w:r>
           </w:p>
@@ -1579,14 +1390,6 @@
           </w:tcPr>
           <w:p>
             <w:r>
-              <w:rPr>
-                <w:sz w:val="20"/>
-              </w:rPr>
-            </w:r>
-            <w:r>
-              <w:rPr>
-                <w:sz w:val="20"/>
-              </w:rPr>
               <w:t>https://www.163.com/dy/article/KJSNGPO20556820S.html</w:t>
             </w:r>
           </w:p>
@@ -1597,14 +1400,6 @@
           </w:tcPr>
           <w:p>
             <w:r>
-              <w:rPr>
-                <w:sz w:val="20"/>
-              </w:rPr>
-            </w:r>
-            <w:r>
-              <w:rPr>
-                <w:sz w:val="20"/>
-              </w:rPr>
               <w:t>2026-09-04</w:t>
             </w:r>
           </w:p>
@@ -1615,14 +1410,6 @@
           </w:tcPr>
           <w:p>
             <w:r>
-              <w:rPr>
-                <w:sz w:val="20"/>
-              </w:rPr>
-            </w:r>
-            <w:r>
-              <w:rPr>
-                <w:sz w:val="20"/>
-              </w:rPr>
               <w:t>CROSS_CHECKED</w:t>
             </w:r>
           </w:p>
@@ -1633,31 +1420,21 @@
           </w:tcPr>
           <w:p>
             <w:r>
-              <w:rPr>
-                <w:sz w:val="20"/>
-              </w:rPr>
-            </w:r>
-            <w:r>
-              <w:rPr>
-                <w:sz w:val="20"/>
-              </w:rPr>
               <w:t>Handover set, NEV/translation recommendations</w:t>
             </w:r>
           </w:p>
         </w:tc>
       </w:tr>
     </w:tbl>
+    <w:p/>
     <w:p>
       <w:r>
-        <w:rPr>
-          <w:i/>
-        </w:rPr>
-        <w:t>Draft gate: multi-stage issuance rule and the mandatory replacement are DRAFT/FUTURE and excluded from current-requirement statements; NEV/translation items are editorial recommendations.</w:t>
+        <w:t>*Draft gate: multi-stage issuance rule and the mandatory replacement are DRAFT/FUTURE and excluded from current-requirement statements; NEV/translation items are editorial recommendations.*</w:t>
       </w:r>
     </w:p>
     <w:p>
       <w:pPr>
-        <w:pStyle w:val="Heading1"/>
+        <w:pStyle w:val="Heading2"/>
       </w:pPr>
       <w:r>
         <w:t>Editorial Review</w:t>
@@ -2141,8 +1918,8 @@
     <w:qFormat/>
     <w:rsid w:val="00FC693F"/>
     <w:rPr>
-      <w:rFonts w:ascii="Calibri" w:hAnsi="Calibri" w:eastAsia="Calibri"/>
-      <w:sz w:val="22"/>
+      <w:rFonts w:ascii="Calibri" w:hAnsi="Calibri"/>
+      <w:sz w:val="21"/>
     </w:rPr>
   </w:style>
   <w:style w:type="paragraph" w:styleId="Header">
@@ -2204,11 +1981,11 @@
       <w:outlineLvl w:val="0"/>
     </w:pPr>
     <w:rPr>
-      <w:rFonts w:asciiTheme="majorHAnsi" w:eastAsiaTheme="majorEastAsia" w:hAnsiTheme="majorHAnsi" w:cstheme="majorBidi" w:ascii="Calibri" w:hAnsi="Calibri"/>
+      <w:rFonts w:asciiTheme="majorHAnsi" w:eastAsiaTheme="majorEastAsia" w:hAnsiTheme="majorHAnsi" w:cstheme="majorBidi"/>
       <w:b/>
       <w:bCs/>
-      <w:color w:val="1F2A37"/>
-      <w:sz w:val="40"/>
+      <w:color w:val="365F91" w:themeColor="accent1" w:themeShade="BF"/>
+      <w:sz w:val="28"/>
       <w:szCs w:val="28"/>
     </w:rPr>
   </w:style>
@@ -2228,11 +2005,11 @@
       <w:outlineLvl w:val="1"/>
     </w:pPr>
     <w:rPr>
-      <w:rFonts w:asciiTheme="majorHAnsi" w:eastAsiaTheme="majorEastAsia" w:hAnsiTheme="majorHAnsi" w:cstheme="majorBidi" w:ascii="Calibri" w:hAnsi="Calibri"/>
+      <w:rFonts w:asciiTheme="majorHAnsi" w:eastAsiaTheme="majorEastAsia" w:hAnsiTheme="majorHAnsi" w:cstheme="majorBidi"/>
       <w:b/>
       <w:bCs/>
-      <w:color w:val="1F2A37"/>
-      <w:sz w:val="30"/>
+      <w:color w:val="4F81BD" w:themeColor="accent1"/>
+      <w:sz w:val="26"/>
       <w:szCs w:val="26"/>
     </w:rPr>
   </w:style>
@@ -2252,11 +2029,10 @@
       <w:outlineLvl w:val="2"/>
     </w:pPr>
     <w:rPr>
-      <w:rFonts w:asciiTheme="majorHAnsi" w:eastAsiaTheme="majorEastAsia" w:hAnsiTheme="majorHAnsi" w:cstheme="majorBidi" w:ascii="Calibri" w:hAnsi="Calibri"/>
+      <w:rFonts w:asciiTheme="majorHAnsi" w:eastAsiaTheme="majorEastAsia" w:hAnsiTheme="majorHAnsi" w:cstheme="majorBidi"/>
       <w:b/>
       <w:bCs/>
-      <w:color w:val="1F2A37"/>
-      <w:sz w:val="25"/>
+      <w:color w:val="4F81BD" w:themeColor="accent1"/>
     </w:rPr>
   </w:style>
   <w:style w:type="paragraph" w:styleId="Heading4">

--- a/deliveries/2026-09-04/AutoBridge_Daily_2026-09-04/02_Procurement_Guides/GUIDE_20260904_09_Export_Document_Package.docx
+++ b/deliveries/2026-09-04/AutoBridge_Daily_2026-09-04/02_Procurement_Guides/GUIDE_20260904_09_Export_Document_Package.docx
@@ -623,7 +623,7 @@
         <w:pStyle w:val="ListBullet"/>
       </w:pPr>
       <w:r>
-        <w:t>LICENSE: none secured — no third-party image may be published until rights are cleared</w:t>
+        <w:t>LICENSE_OR_USAGE_BASIS: none secured — no third-party image may be published until rights are cleared</w:t>
       </w:r>
     </w:p>
     <w:p>
@@ -1451,7 +1451,7 @@
         <w:t>Author</w:t>
       </w:r>
       <w:r>
-        <w:t>: AutoBridge Export Editorial Team · [Sourcing Team](/authors/) · method per our [Editorial Policy](/editorial-policy/)</w:t>
+        <w:t>: AutoBridge Export Editorial Team · method per our [Editorial Policy](/editorial-policy/)</w:t>
       </w:r>
     </w:p>
     <w:p>
@@ -1465,16 +1465,7 @@
         <w:t>Last reviewed</w:t>
       </w:r>
       <w:r>
-        <w:t xml:space="preserve">: 2026-09-04 · </w:t>
-      </w:r>
-      <w:r>
-        <w:rPr>
-          <w:b/>
-        </w:rPr>
-        <w:t>Fact sheet version</w:t>
-      </w:r>
-      <w:r>
-        <w:t>: v1.2-2026-09-04</w:t>
+        <w:t>: 2026-09-05</w:t>
       </w:r>
     </w:p>
     <w:p>
@@ -1516,7 +1507,7 @@
         <w:t>Transparency</w:t>
       </w:r>
       <w:r>
-        <w:t>: AI_ASSISTED=true · HUMAN_REVIEWED=false · evidence.first_hand=false · PUBLISH_APPROVED=false</w:t>
+        <w:t>: Prepared with AI assistance and editorially checked by the AutoBridge Export Editorial Team. It is source-based desk research, not first-hand testing; confirm time-sensitive and destination-specific requirements before transacting.</w:t>
       </w:r>
     </w:p>
     <w:p>
@@ -1527,10 +1518,10 @@
         <w:rPr>
           <w:b/>
         </w:rPr>
-        <w:t>Quality gates</w:t>
+        <w:t>Editorial standard</w:t>
       </w:r>
       <w:r>
-        <w:t>: EDITORIAL_QA_PASS=PASS · FACT_SOURCE_PASS=PASS · SEO_PASS=PASS · CODEX_REVIEW_PASS=PENDING · PUBLISH_APPROVED=FALSE until independent sign-off</w:t>
+        <w:t>: Researched and written from the sources listed above (desk research; no first-hand driving, teardown or import is claimed). Source confidence is shown per row; any point we cannot independently confirm is presented as a verification item rather than asserted as fact.</w:t>
       </w:r>
     </w:p>
     <w:p>
@@ -1918,7 +1909,6 @@
     <w:qFormat/>
     <w:rsid w:val="00FC693F"/>
     <w:rPr>
-      <w:rFonts w:ascii="Calibri" w:hAnsi="Calibri"/>
       <w:sz w:val="21"/>
     </w:rPr>
   </w:style>
